--- a/Tailored_CVs/Shinoy_TUI_Senior_Airline_Partnerships_Manager.docx
+++ b/Tailored_CVs/Shinoy_TUI_Senior_Airline_Partnerships_Manager.docx
@@ -70,7 +70,7 @@
           <w:b w:val="0"/>
           <w:sz w:val="19"/>
         </w:rPr>
-        <w:t>QA Automation Engineer with over 8 years of experience building scalable test frameworks and managing technical integrations. I have a strong background in API validation, regression testing, and coordinating cross-functional teams to resolve complex system issues. Currently based in the Netherlands with a valid EU residence permit, I am ready to bring my technical testing background to TUI.</w:t>
+        <w:t>I am a QA automation engineer with over 8 years of experience building scalable test frameworks and managing technical integrations for financial clients. I bring solid experience with API validation, test documentation, and cross-functional stakeholder coordination. Currently based in the Netherlands with a valid EU residence permit, I am ready to support your integration and testing initiatives.</w:t>
       </w:r>
     </w:p>
     <w:p>
@@ -288,7 +288,7 @@
           <w:b w:val="0"/>
           <w:sz w:val="18"/>
         </w:rPr>
-        <w:t>▸ Led comprehensive endtoend testing of complex system integrations and automated regression test suites, ensuring high reliability across distribution platforms.</w:t>
+        <w:t>▸ Led endtoend testing and framework migrations for complex microservices workflows, ensuring high data integrity and reliability across systems.</w:t>
       </w:r>
     </w:p>
     <w:p>
@@ -301,7 +301,7 @@
           <w:b w:val="0"/>
           <w:sz w:val="18"/>
         </w:rPr>
-        <w:t>▸ Acted as the technical bridge between development teams and stakeholders to translate business rules into precise testing strategies.</w:t>
+        <w:t>▸ Served as a technical liaison between engineering teams and product owners to translate business rules into robust testing strategies.</w:t>
       </w:r>
     </w:p>
     <w:p>
@@ -314,7 +314,7 @@
           <w:b w:val="0"/>
           <w:sz w:val="18"/>
         </w:rPr>
-        <w:t>▸ Validated backend data integrity and system integrations using complex SQL queries and API testing protocols.</w:t>
+        <w:t>▸ Created and maintained comprehensive technical documentation, test protocols, and system configuration repositories for QA environments.</w:t>
       </w:r>
     </w:p>
     <w:p>
@@ -327,7 +327,7 @@
           <w:b w:val="0"/>
           <w:sz w:val="18"/>
         </w:rPr>
-        <w:t>▸ Streamlined test generation and scripting processes by utilizing AI tools like Gemini Code Assist to speed up delivery timelines.</w:t>
+        <w:t>▸ Streamlined test script generation and deployment processes by utilizing AI tools like Gemini Code Assist.</w:t>
       </w:r>
     </w:p>
     <w:p>
